--- a/filp/template.docx
+++ b/filp/template.docx
@@ -22,6 +22,9 @@
               <w:jc w:val="center"/>
             </w:pPr>
             <w:r>
+              <w:rPr>
+                <w:noProof/>
+              </w:rPr>
               <w:drawing>
                 <wp:inline distT="0" distB="0" distL="0" distR="0" wp14:anchorId="07C92302" wp14:editId="4630AD51">
                   <wp:extent cx="443986" cy="474646"/>
@@ -287,7 +290,6 @@
           <w:lang w:val="en-US"/>
         </w:rPr>
       </w:pPr>
-      <w:proofErr w:type="spellStart"/>
       <w:r>
         <w:rPr>
           <w:rFonts w:ascii="Times New Roman" w:hAnsi="Times New Roman" w:cs="Times New Roman"/>
@@ -296,7 +298,6 @@
         </w:rPr>
         <w:t>Исх</w:t>
       </w:r>
-      <w:proofErr w:type="spellEnd"/>
       <w:r>
         <w:rPr>
           <w:rFonts w:ascii="Times New Roman" w:hAnsi="Times New Roman" w:cs="Times New Roman"/>
@@ -304,27 +305,16 @@
           <w:szCs w:val="24"/>
           <w:lang w:val="en-US"/>
         </w:rPr>
-        <w:t>. № {LETTER_</w:t>
+        <w:t xml:space="preserve">. № {LETTER_NUM}  </w:t>
       </w:r>
-      <w:proofErr w:type="gramStart"/>
       <w:r>
         <w:rPr>
           <w:rFonts w:ascii="Times New Roman" w:hAnsi="Times New Roman" w:cs="Times New Roman"/>
           <w:sz w:val="24"/>
           <w:szCs w:val="24"/>
-          <w:lang w:val="en-US"/>
-        </w:rPr>
-        <w:t xml:space="preserve">NUM}  </w:t>
-      </w:r>
-      <w:r>
-        <w:rPr>
-          <w:rFonts w:ascii="Times New Roman" w:hAnsi="Times New Roman" w:cs="Times New Roman"/>
-          <w:sz w:val="24"/>
-          <w:szCs w:val="24"/>
         </w:rPr>
         <w:t>от</w:t>
       </w:r>
-      <w:proofErr w:type="gramEnd"/>
       <w:r>
         <w:rPr>
           <w:rFonts w:ascii="Times New Roman" w:hAnsi="Times New Roman" w:cs="Times New Roman"/>
@@ -357,27 +347,16 @@
           <w:szCs w:val="24"/>
           <w:lang w:val="en-US"/>
         </w:rPr>
-        <w:t xml:space="preserve"> № ___________</w:t>
+        <w:t xml:space="preserve"> № ____________  </w:t>
       </w:r>
-      <w:proofErr w:type="gramStart"/>
       <w:r>
         <w:rPr>
           <w:rFonts w:ascii="Times New Roman" w:hAnsi="Times New Roman" w:cs="Times New Roman"/>
           <w:sz w:val="24"/>
           <w:szCs w:val="24"/>
-          <w:lang w:val="en-US"/>
-        </w:rPr>
-        <w:t xml:space="preserve">_  </w:t>
-      </w:r>
-      <w:r>
-        <w:rPr>
-          <w:rFonts w:ascii="Times New Roman" w:hAnsi="Times New Roman" w:cs="Times New Roman"/>
-          <w:sz w:val="24"/>
-          <w:szCs w:val="24"/>
         </w:rPr>
         <w:t>от</w:t>
       </w:r>
-      <w:proofErr w:type="gramEnd"/>
       <w:r>
         <w:rPr>
           <w:rFonts w:ascii="Times New Roman" w:hAnsi="Times New Roman" w:cs="Times New Roman"/>
@@ -975,6 +954,7 @@
   <w:style w:type="character" w:default="1" w:styleId="a0">
     <w:name w:val="Default Paragraph Font"/>
     <w:uiPriority w:val="1"/>
+    <w:semiHidden/>
     <w:unhideWhenUsed/>
   </w:style>
   <w:style w:type="table" w:default="1" w:styleId="a1">
